--- a/Manual.docx
+++ b/Manual.docx
@@ -1445,7 +1445,7 @@
     <w:p>
       <w:r>
         <w:pict w14:anchorId="392F3CCC">
-          <v:rect id="_x0000_i1031" style="width:0;height:0" o:hralign="center" o:hrstd="t" o:hr="t" fillcolor="#a0a0a0" stroked="f"/>
+          <v:rect id="_x0000_i1025" style="width:0;height:0" o:hralign="center" o:hrstd="t" o:hr="t" fillcolor="#a0a0a0" stroked="f"/>
         </w:pict>
       </w:r>
     </w:p>
@@ -1981,6 +1981,9 @@
     </w:p>
     <w:p>
       <w:r>
+        <w:rPr>
+          <w:noProof/>
+        </w:rPr>
         <w:drawing>
           <wp:inline distT="0" distB="0" distL="0" distR="0" wp14:anchorId="5FA24172" wp14:editId="195F5171">
             <wp:extent cx="5731510" cy="4614545"/>
@@ -2024,6 +2027,9 @@
     <w:p/>
     <w:p>
       <w:r>
+        <w:rPr>
+          <w:noProof/>
+        </w:rPr>
         <w:lastRenderedPageBreak/>
         <w:drawing>
           <wp:inline distT="0" distB="0" distL="0" distR="0" wp14:anchorId="09036CF9" wp14:editId="63784FE4">
@@ -2070,6 +2076,9 @@
     </w:p>
     <w:p>
       <w:r>
+        <w:rPr>
+          <w:noProof/>
+        </w:rPr>
         <w:lastRenderedPageBreak/>
         <w:drawing>
           <wp:inline distT="0" distB="0" distL="0" distR="0" wp14:anchorId="3FCA6BD9" wp14:editId="53982C5D">
@@ -2096,6 +2105,54 @@
                     <a:xfrm>
                       <a:off x="0" y="0"/>
                       <a:ext cx="5349704" cy="4519052"/>
+                    </a:xfrm>
+                    <a:prstGeom prst="rect">
+                      <a:avLst/>
+                    </a:prstGeom>
+                  </pic:spPr>
+                </pic:pic>
+              </a:graphicData>
+            </a:graphic>
+          </wp:inline>
+        </w:drawing>
+      </w:r>
+    </w:p>
+    <w:p>
+      <w:pPr>
+        <w:pBdr>
+          <w:bottom w:val="single" w:sz="6" w:space="1" w:color="auto"/>
+        </w:pBdr>
+      </w:pPr>
+    </w:p>
+    <w:p/>
+    <w:p>
+      <w:r>
+        <w:lastRenderedPageBreak/>
+        <w:drawing>
+          <wp:inline distT="0" distB="0" distL="0" distR="0" wp14:anchorId="0DF1567D" wp14:editId="5525896E">
+            <wp:extent cx="5731510" cy="6362700"/>
+            <wp:effectExtent l="0" t="0" r="2540" b="0"/>
+            <wp:docPr id="2118781690" name="Picture 1"/>
+            <wp:cNvGraphicFramePr>
+              <a:graphicFrameLocks xmlns:a="http://schemas.openxmlformats.org/drawingml/2006/main" noChangeAspect="1"/>
+            </wp:cNvGraphicFramePr>
+            <a:graphic xmlns:a="http://schemas.openxmlformats.org/drawingml/2006/main">
+              <a:graphicData uri="http://schemas.openxmlformats.org/drawingml/2006/picture">
+                <pic:pic xmlns:pic="http://schemas.openxmlformats.org/drawingml/2006/picture">
+                  <pic:nvPicPr>
+                    <pic:cNvPr id="2118781690" name=""/>
+                    <pic:cNvPicPr/>
+                  </pic:nvPicPr>
+                  <pic:blipFill>
+                    <a:blip r:embed="rId8"/>
+                    <a:stretch>
+                      <a:fillRect/>
+                    </a:stretch>
+                  </pic:blipFill>
+                  <pic:spPr>
+                    <a:xfrm>
+                      <a:off x="0" y="0"/>
+                      <a:ext cx="5731510" cy="6362700"/>
                     </a:xfrm>
                     <a:prstGeom prst="rect">
                       <a:avLst/>
@@ -6220,6 +6277,7 @@
   <w:style w:type="character" w:default="1" w:styleId="DefaultParagraphFont">
     <w:name w:val="Default Paragraph Font"/>
     <w:uiPriority w:val="1"/>
+    <w:semiHidden/>
     <w:unhideWhenUsed/>
   </w:style>
   <w:style w:type="table" w:default="1" w:styleId="TableNormal">

--- a/Manual.docx
+++ b/Manual.docx
@@ -337,6 +337,7 @@
           <w:szCs w:val="22"/>
         </w:rPr>
       </w:pPr>
+      <w:proofErr w:type="spellStart"/>
       <w:r>
         <w:rPr>
           <w:sz w:val="22"/>
@@ -344,6 +345,7 @@
         </w:rPr>
         <w:t>bcryptjs</w:t>
       </w:r>
+      <w:proofErr w:type="spellEnd"/>
     </w:p>
     <w:p>
       <w:pPr>
@@ -356,6 +358,7 @@
           <w:szCs w:val="22"/>
         </w:rPr>
       </w:pPr>
+      <w:proofErr w:type="spellStart"/>
       <w:r>
         <w:rPr>
           <w:sz w:val="22"/>
@@ -363,6 +366,7 @@
         </w:rPr>
         <w:t>dotenv</w:t>
       </w:r>
+      <w:proofErr w:type="spellEnd"/>
     </w:p>
     <w:p>
       <w:pPr>
@@ -375,6 +379,7 @@
           <w:szCs w:val="22"/>
         </w:rPr>
       </w:pPr>
+      <w:proofErr w:type="spellStart"/>
       <w:r>
         <w:rPr>
           <w:sz w:val="22"/>
@@ -382,6 +387,7 @@
         </w:rPr>
         <w:t>cors</w:t>
       </w:r>
+      <w:proofErr w:type="spellEnd"/>
     </w:p>
     <w:p>
       <w:pPr>
@@ -413,12 +419,21 @@
           <w:szCs w:val="22"/>
         </w:rPr>
       </w:pPr>
+      <w:proofErr w:type="spellStart"/>
       <w:r>
         <w:rPr>
           <w:sz w:val="22"/>
           <w:szCs w:val="22"/>
         </w:rPr>
-        <w:t>multer (optional)</w:t>
+        <w:t>multer</w:t>
+      </w:r>
+      <w:proofErr w:type="spellEnd"/>
+      <w:r>
+        <w:rPr>
+          <w:sz w:val="22"/>
+          <w:szCs w:val="22"/>
+        </w:rPr>
+        <w:t xml:space="preserve"> (optional)</w:t>
       </w:r>
     </w:p>
     <w:p>
@@ -494,26 +509,23 @@
           <w:sz w:val="22"/>
           <w:szCs w:val="22"/>
         </w:rPr>
-        <w:t>Frontend → Vercel / Netlify</w:t>
-      </w:r>
-    </w:p>
-    <w:p>
-      <w:pPr>
-        <w:numPr>
-          <w:ilvl w:val="0"/>
-          <w:numId w:val="7"/>
-        </w:numPr>
+        <w:t xml:space="preserve">Frontend → </w:t>
+      </w:r>
+      <w:proofErr w:type="spellStart"/>
+      <w:r>
         <w:rPr>
           <w:sz w:val="22"/>
           <w:szCs w:val="22"/>
         </w:rPr>
-      </w:pPr>
+        <w:t>Vercel</w:t>
+      </w:r>
+      <w:proofErr w:type="spellEnd"/>
       <w:r>
         <w:rPr>
           <w:sz w:val="22"/>
           <w:szCs w:val="22"/>
         </w:rPr>
-        <w:t>Backend → Render / Railway</w:t>
+        <w:t xml:space="preserve"> / Netlify</w:t>
       </w:r>
     </w:p>
     <w:p>
@@ -532,16 +544,35 @@
           <w:sz w:val="22"/>
           <w:szCs w:val="22"/>
         </w:rPr>
-        <w:t>Database → MongoDB Atlas</w:t>
-      </w:r>
-    </w:p>
-    <w:p>
-      <w:pPr>
+        <w:t>Backend → Render / Railway</w:t>
+      </w:r>
+    </w:p>
+    <w:p>
+      <w:pPr>
+        <w:numPr>
+          <w:ilvl w:val="0"/>
+          <w:numId w:val="7"/>
+        </w:numPr>
         <w:rPr>
           <w:sz w:val="22"/>
           <w:szCs w:val="22"/>
         </w:rPr>
       </w:pPr>
+      <w:r>
+        <w:rPr>
+          <w:sz w:val="22"/>
+          <w:szCs w:val="22"/>
+        </w:rPr>
+        <w:t>Database → MongoDB Atlas</w:t>
+      </w:r>
+    </w:p>
+    <w:p>
+      <w:pPr>
+        <w:rPr>
+          <w:sz w:val="22"/>
+          <w:szCs w:val="22"/>
+        </w:rPr>
+      </w:pPr>
     </w:p>
     <w:p/>
     <w:p>
@@ -1346,8 +1377,13 @@
         </w:numPr>
       </w:pPr>
       <w:r>
-        <w:t>Password hashing with bcrypt</w:t>
-      </w:r>
+        <w:t xml:space="preserve">Password hashing with </w:t>
+      </w:r>
+      <w:proofErr w:type="spellStart"/>
+      <w:r>
+        <w:t>bcrypt</w:t>
+      </w:r>
+      <w:proofErr w:type="spellEnd"/>
     </w:p>
     <w:p>
       <w:pPr>
@@ -1685,8 +1721,13 @@
           <w:numId w:val="20"/>
         </w:numPr>
       </w:pPr>
-      <w:r>
-        <w:t>Favorite Meals</w:t>
+      <w:proofErr w:type="spellStart"/>
+      <w:r>
+        <w:t>Favorite</w:t>
+      </w:r>
+      <w:proofErr w:type="spellEnd"/>
+      <w:r>
+        <w:t xml:space="preserve"> Meals</w:t>
       </w:r>
     </w:p>
     <w:p>
@@ -2127,6 +2168,9 @@
     <w:p/>
     <w:p>
       <w:r>
+        <w:rPr>
+          <w:noProof/>
+        </w:rPr>
         <w:lastRenderedPageBreak/>
         <w:drawing>
           <wp:inline distT="0" distB="0" distL="0" distR="0" wp14:anchorId="0DF1567D" wp14:editId="5525896E">
@@ -2165,6 +2209,487 @@
         </w:drawing>
       </w:r>
     </w:p>
+    <w:p/>
+    <w:p/>
+    <w:p/>
+    <w:p/>
+    <w:p/>
+    <w:p/>
+    <w:p/>
+    <w:p>
+      <w:pPr>
+        <w:rPr>
+          <w:rFonts w:ascii="Segoe UI Emoji" w:hAnsi="Segoe UI Emoji" w:cs="Segoe UI Emoji"/>
+          <w:b/>
+          <w:bCs/>
+          <w:sz w:val="32"/>
+          <w:szCs w:val="32"/>
+        </w:rPr>
+      </w:pPr>
+      <w:r>
+        <w:rPr>
+          <w:rFonts w:ascii="Segoe UI Emoji" w:hAnsi="Segoe UI Emoji" w:cs="Segoe UI Emoji"/>
+          <w:b/>
+          <w:bCs/>
+          <w:sz w:val="32"/>
+          <w:szCs w:val="32"/>
+          <w:highlight w:val="yellow"/>
+        </w:rPr>
+        <w:lastRenderedPageBreak/>
+        <w:t>Create Admin User</w:t>
+      </w:r>
+    </w:p>
+    <w:p>
+      <w:pPr>
+        <w:rPr>
+          <w:rFonts w:ascii="Segoe UI Emoji" w:hAnsi="Segoe UI Emoji" w:cs="Segoe UI Emoji"/>
+          <w:b/>
+          <w:bCs/>
+        </w:rPr>
+      </w:pPr>
+      <w:r>
+        <w:rPr>
+          <w:rFonts w:ascii="Segoe UI Emoji" w:hAnsi="Segoe UI Emoji" w:cs="Segoe UI Emoji"/>
+          <w:b/>
+          <w:bCs/>
+        </w:rPr>
+        <w:t>Step 3.18 – Create Admin User</w:t>
+      </w:r>
+    </w:p>
+    <w:p>
+      <w:pPr>
+        <w:rPr>
+          <w:rFonts w:ascii="Segoe UI Emoji" w:hAnsi="Segoe UI Emoji" w:cs="Segoe UI Emoji"/>
+        </w:rPr>
+      </w:pPr>
+      <w:r>
+        <w:rPr>
+          <w:rFonts w:ascii="Segoe UI Emoji" w:hAnsi="Segoe UI Emoji" w:cs="Segoe UI Emoji"/>
+        </w:rPr>
+        <w:t>Bash</w:t>
+      </w:r>
+    </w:p>
+    <w:p>
+      <w:pPr>
+        <w:rPr>
+          <w:rFonts w:ascii="Segoe UI Emoji" w:hAnsi="Segoe UI Emoji" w:cs="Segoe UI Emoji"/>
+        </w:rPr>
+      </w:pPr>
+      <w:r>
+        <w:rPr>
+          <w:rFonts w:ascii="Segoe UI Emoji" w:hAnsi="Segoe UI Emoji" w:cs="Segoe UI Emoji"/>
+        </w:rPr>
+        <w:t># In backend folder, run:</w:t>
+      </w:r>
+    </w:p>
+    <w:p>
+      <w:pPr>
+        <w:rPr>
+          <w:rFonts w:ascii="Segoe UI Emoji" w:hAnsi="Segoe UI Emoji" w:cs="Segoe UI Emoji"/>
+        </w:rPr>
+      </w:pPr>
+      <w:r>
+        <w:rPr>
+          <w:rFonts w:ascii="Segoe UI Emoji" w:hAnsi="Segoe UI Emoji" w:cs="Segoe UI Emoji"/>
+        </w:rPr>
+        <w:t>node utils/createAdmin.js</w:t>
+      </w:r>
+    </w:p>
+    <w:p>
+      <w:pPr>
+        <w:rPr>
+          <w:rFonts w:ascii="Segoe UI Emoji" w:hAnsi="Segoe UI Emoji" w:cs="Segoe UI Emoji"/>
+        </w:rPr>
+      </w:pPr>
+    </w:p>
+    <w:p>
+      <w:pPr>
+        <w:rPr>
+          <w:rFonts w:ascii="Segoe UI Emoji" w:hAnsi="Segoe UI Emoji" w:cs="Segoe UI Emoji"/>
+        </w:rPr>
+      </w:pPr>
+    </w:p>
+    <w:p>
+      <w:r>
+        <w:rPr>
+          <w:rFonts w:ascii="Segoe UI Emoji" w:hAnsi="Segoe UI Emoji" w:cs="Segoe UI Emoji"/>
+        </w:rPr>
+        <w:t>✅</w:t>
+      </w:r>
+      <w:r>
+        <w:t xml:space="preserve"> Connected to MongoDB</w:t>
+      </w:r>
+    </w:p>
+    <w:p>
+      <w:r>
+        <w:rPr>
+          <w:rFonts w:ascii="Segoe UI Emoji" w:hAnsi="Segoe UI Emoji" w:cs="Segoe UI Emoji"/>
+        </w:rPr>
+        <w:t>✅</w:t>
+      </w:r>
+      <w:r>
+        <w:t xml:space="preserve"> Admin created successfully!</w:t>
+      </w:r>
+    </w:p>
+    <w:p>
+      <w:r>
+        <w:rPr>
+          <w:rFonts w:ascii="Segoe UI Emoji" w:hAnsi="Segoe UI Emoji" w:cs="Segoe UI Emoji"/>
+        </w:rPr>
+        <w:t>📧</w:t>
+      </w:r>
+      <w:r>
+        <w:t xml:space="preserve"> Email: admin@campus.edu</w:t>
+      </w:r>
+    </w:p>
+    <w:p>
+      <w:r>
+        <w:rPr>
+          <w:rFonts w:ascii="Segoe UI Emoji" w:hAnsi="Segoe UI Emoji" w:cs="Segoe UI Emoji"/>
+        </w:rPr>
+        <w:t>🔑</w:t>
+      </w:r>
+      <w:r>
+        <w:t xml:space="preserve"> Password: Admin@123</w:t>
+      </w:r>
+    </w:p>
+    <w:p>
+      <w:r>
+        <w:t>PS D:\1 1 University Project\</w:t>
+      </w:r>
+      <w:proofErr w:type="spellStart"/>
+      <w:r>
+        <w:t>campus_mess_food_system</w:t>
+      </w:r>
+      <w:proofErr w:type="spellEnd"/>
+      <w:r>
+        <w:t>\backend&gt;</w:t>
+      </w:r>
+    </w:p>
+    <w:p>
+      <w:pPr>
+        <w:pBdr>
+          <w:bottom w:val="single" w:sz="6" w:space="1" w:color="auto"/>
+        </w:pBdr>
+      </w:pPr>
+    </w:p>
+    <w:p>
+      <w:pPr>
+        <w:pBdr>
+          <w:bottom w:val="single" w:sz="6" w:space="1" w:color="auto"/>
+        </w:pBdr>
+      </w:pPr>
+    </w:p>
+    <w:p/>
+    <w:p/>
+    <w:p/>
+    <w:p/>
+    <w:p/>
+    <w:p/>
+    <w:p/>
+    <w:p/>
+    <w:p/>
+    <w:p/>
+    <w:p/>
+    <w:p/>
+    <w:p/>
+    <w:p>
+      <w:pPr>
+        <w:jc w:val="center"/>
+        <w:rPr>
+          <w:rFonts w:ascii="Segoe UI Emoji" w:hAnsi="Segoe UI Emoji" w:cs="Segoe UI Emoji"/>
+          <w:b/>
+          <w:bCs/>
+          <w:sz w:val="32"/>
+          <w:szCs w:val="32"/>
+          <w:highlight w:val="yellow"/>
+        </w:rPr>
+      </w:pPr>
+      <w:r>
+        <w:rPr>
+          <w:rFonts w:ascii="Segoe UI Emoji" w:hAnsi="Segoe UI Emoji" w:cs="Segoe UI Emoji"/>
+          <w:b/>
+          <w:bCs/>
+          <w:sz w:val="32"/>
+          <w:szCs w:val="32"/>
+          <w:highlight w:val="yellow"/>
+        </w:rPr>
+        <w:lastRenderedPageBreak/>
+        <w:t>API TESTING:</w:t>
+      </w:r>
+    </w:p>
+    <w:p/>
+    <w:p>
+      <w:pPr>
+        <w:rPr>
+          <w:b/>
+          <w:bCs/>
+        </w:rPr>
+      </w:pPr>
+      <w:r>
+        <w:rPr>
+          <w:b/>
+          <w:bCs/>
+        </w:rPr>
+        <w:t>Test 1: Health Check</w:t>
+      </w:r>
+    </w:p>
+    <w:p>
+      <w:r>
+        <w:drawing>
+          <wp:inline distT="0" distB="0" distL="0" distR="0" wp14:anchorId="195861B0" wp14:editId="161CBDFB">
+            <wp:extent cx="5248622" cy="1517716"/>
+            <wp:effectExtent l="0" t="0" r="9525" b="6350"/>
+            <wp:docPr id="1959146639" name="Picture 1"/>
+            <wp:cNvGraphicFramePr>
+              <a:graphicFrameLocks xmlns:a="http://schemas.openxmlformats.org/drawingml/2006/main" noChangeAspect="1"/>
+            </wp:cNvGraphicFramePr>
+            <a:graphic xmlns:a="http://schemas.openxmlformats.org/drawingml/2006/main">
+              <a:graphicData uri="http://schemas.openxmlformats.org/drawingml/2006/picture">
+                <pic:pic xmlns:pic="http://schemas.openxmlformats.org/drawingml/2006/picture">
+                  <pic:nvPicPr>
+                    <pic:cNvPr id="1959146639" name=""/>
+                    <pic:cNvPicPr/>
+                  </pic:nvPicPr>
+                  <pic:blipFill>
+                    <a:blip r:embed="rId9"/>
+                    <a:stretch>
+                      <a:fillRect/>
+                    </a:stretch>
+                  </pic:blipFill>
+                  <pic:spPr>
+                    <a:xfrm>
+                      <a:off x="0" y="0"/>
+                      <a:ext cx="5248969" cy="1517816"/>
+                    </a:xfrm>
+                    <a:prstGeom prst="rect">
+                      <a:avLst/>
+                    </a:prstGeom>
+                  </pic:spPr>
+                </pic:pic>
+              </a:graphicData>
+            </a:graphic>
+          </wp:inline>
+        </w:drawing>
+      </w:r>
+    </w:p>
+    <w:p/>
+    <w:p>
+      <w:pPr>
+        <w:rPr>
+          <w:b/>
+          <w:bCs/>
+        </w:rPr>
+      </w:pPr>
+      <w:r>
+        <w:rPr>
+          <w:b/>
+          <w:bCs/>
+        </w:rPr>
+        <w:t>T</w:t>
+      </w:r>
+      <w:r>
+        <w:rPr>
+          <w:b/>
+          <w:bCs/>
+        </w:rPr>
+        <w:t>est 2: Register Student</w:t>
+      </w:r>
+    </w:p>
+    <w:p>
+      <w:r>
+        <w:drawing>
+          <wp:inline distT="0" distB="0" distL="0" distR="0" wp14:anchorId="44F6BA85" wp14:editId="5125490F">
+            <wp:extent cx="4766992" cy="1998482"/>
+            <wp:effectExtent l="0" t="0" r="0" b="1905"/>
+            <wp:docPr id="680821287" name="Picture 1"/>
+            <wp:cNvGraphicFramePr>
+              <a:graphicFrameLocks xmlns:a="http://schemas.openxmlformats.org/drawingml/2006/main" noChangeAspect="1"/>
+            </wp:cNvGraphicFramePr>
+            <a:graphic xmlns:a="http://schemas.openxmlformats.org/drawingml/2006/main">
+              <a:graphicData uri="http://schemas.openxmlformats.org/drawingml/2006/picture">
+                <pic:pic xmlns:pic="http://schemas.openxmlformats.org/drawingml/2006/picture">
+                  <pic:nvPicPr>
+                    <pic:cNvPr id="680821287" name=""/>
+                    <pic:cNvPicPr/>
+                  </pic:nvPicPr>
+                  <pic:blipFill>
+                    <a:blip r:embed="rId10"/>
+                    <a:stretch>
+                      <a:fillRect/>
+                    </a:stretch>
+                  </pic:blipFill>
+                  <pic:spPr>
+                    <a:xfrm>
+                      <a:off x="0" y="0"/>
+                      <a:ext cx="4771436" cy="2000345"/>
+                    </a:xfrm>
+                    <a:prstGeom prst="rect">
+                      <a:avLst/>
+                    </a:prstGeom>
+                  </pic:spPr>
+                </pic:pic>
+              </a:graphicData>
+            </a:graphic>
+          </wp:inline>
+        </w:drawing>
+      </w:r>
+    </w:p>
+    <w:p/>
+    <w:p>
+      <w:pPr>
+        <w:rPr>
+          <w:b/>
+          <w:bCs/>
+        </w:rPr>
+      </w:pPr>
+      <w:r>
+        <w:rPr>
+          <w:b/>
+          <w:bCs/>
+        </w:rPr>
+        <w:t>Test 3: Login Admin</w:t>
+      </w:r>
+    </w:p>
+    <w:p>
+      <w:pPr>
+        <w:rPr>
+          <w:b/>
+          <w:bCs/>
+        </w:rPr>
+      </w:pPr>
+      <w:r>
+        <w:rPr>
+          <w:b/>
+          <w:bCs/>
+        </w:rPr>
+        <w:drawing>
+          <wp:inline distT="0" distB="0" distL="0" distR="0" wp14:anchorId="2248AC62" wp14:editId="3C3BF2DB">
+            <wp:extent cx="4609707" cy="2096482"/>
+            <wp:effectExtent l="0" t="0" r="635" b="0"/>
+            <wp:docPr id="993045439" name="Picture 1"/>
+            <wp:cNvGraphicFramePr>
+              <a:graphicFrameLocks xmlns:a="http://schemas.openxmlformats.org/drawingml/2006/main" noChangeAspect="1"/>
+            </wp:cNvGraphicFramePr>
+            <a:graphic xmlns:a="http://schemas.openxmlformats.org/drawingml/2006/main">
+              <a:graphicData uri="http://schemas.openxmlformats.org/drawingml/2006/picture">
+                <pic:pic xmlns:pic="http://schemas.openxmlformats.org/drawingml/2006/picture">
+                  <pic:nvPicPr>
+                    <pic:cNvPr id="993045439" name=""/>
+                    <pic:cNvPicPr/>
+                  </pic:nvPicPr>
+                  <pic:blipFill>
+                    <a:blip r:embed="rId11"/>
+                    <a:stretch>
+                      <a:fillRect/>
+                    </a:stretch>
+                  </pic:blipFill>
+                  <pic:spPr>
+                    <a:xfrm>
+                      <a:off x="0" y="0"/>
+                      <a:ext cx="4618314" cy="2100397"/>
+                    </a:xfrm>
+                    <a:prstGeom prst="rect">
+                      <a:avLst/>
+                    </a:prstGeom>
+                  </pic:spPr>
+                </pic:pic>
+              </a:graphicData>
+            </a:graphic>
+          </wp:inline>
+        </w:drawing>
+      </w:r>
+    </w:p>
+    <w:p>
+      <w:pPr>
+        <w:rPr>
+          <w:b/>
+          <w:bCs/>
+        </w:rPr>
+      </w:pPr>
+    </w:p>
+    <w:p>
+      <w:pPr>
+        <w:rPr>
+          <w:b/>
+          <w:bCs/>
+        </w:rPr>
+      </w:pPr>
+    </w:p>
+    <w:p>
+      <w:pPr>
+        <w:rPr>
+          <w:b/>
+          <w:bCs/>
+        </w:rPr>
+      </w:pPr>
+      <w:r>
+        <w:rPr>
+          <w:b/>
+          <w:bCs/>
+        </w:rPr>
+        <w:lastRenderedPageBreak/>
+        <w:t>Test 4: Get Profile (Authenticated)</w:t>
+      </w:r>
+    </w:p>
+    <w:p>
+      <w:pPr>
+        <w:rPr>
+          <w:b/>
+          <w:bCs/>
+        </w:rPr>
+      </w:pPr>
+    </w:p>
+    <w:p>
+      <w:pPr>
+        <w:rPr>
+          <w:b/>
+          <w:bCs/>
+        </w:rPr>
+      </w:pPr>
+      <w:r>
+        <w:rPr>
+          <w:b/>
+          <w:bCs/>
+        </w:rPr>
+        <w:drawing>
+          <wp:inline distT="0" distB="0" distL="0" distR="0" wp14:anchorId="5FAD9DD8" wp14:editId="0FE5A702">
+            <wp:extent cx="5731510" cy="2655570"/>
+            <wp:effectExtent l="0" t="0" r="2540" b="0"/>
+            <wp:docPr id="928629324" name="Picture 1"/>
+            <wp:cNvGraphicFramePr>
+              <a:graphicFrameLocks xmlns:a="http://schemas.openxmlformats.org/drawingml/2006/main" noChangeAspect="1"/>
+            </wp:cNvGraphicFramePr>
+            <a:graphic xmlns:a="http://schemas.openxmlformats.org/drawingml/2006/main">
+              <a:graphicData uri="http://schemas.openxmlformats.org/drawingml/2006/picture">
+                <pic:pic xmlns:pic="http://schemas.openxmlformats.org/drawingml/2006/picture">
+                  <pic:nvPicPr>
+                    <pic:cNvPr id="928629324" name=""/>
+                    <pic:cNvPicPr/>
+                  </pic:nvPicPr>
+                  <pic:blipFill>
+                    <a:blip r:embed="rId12"/>
+                    <a:stretch>
+                      <a:fillRect/>
+                    </a:stretch>
+                  </pic:blipFill>
+                  <pic:spPr>
+                    <a:xfrm>
+                      <a:off x="0" y="0"/>
+                      <a:ext cx="5731510" cy="2655570"/>
+                    </a:xfrm>
+                    <a:prstGeom prst="rect">
+                      <a:avLst/>
+                    </a:prstGeom>
+                  </pic:spPr>
+                </pic:pic>
+              </a:graphicData>
+            </a:graphic>
+          </wp:inline>
+        </w:drawing>
+      </w:r>
+    </w:p>
+    <w:p/>
     <w:sectPr>
       <w:pgSz w:w="11906" w:h="16838"/>
       <w:pgMar w:top="1440" w:right="1440" w:bottom="1440" w:left="1440" w:header="720" w:footer="720" w:gutter="0"/>
@@ -6277,7 +6802,6 @@
   <w:style w:type="character" w:default="1" w:styleId="DefaultParagraphFont">
     <w:name w:val="Default Paragraph Font"/>
     <w:uiPriority w:val="1"/>
-    <w:semiHidden/>
     <w:unhideWhenUsed/>
   </w:style>
   <w:style w:type="table" w:default="1" w:styleId="TableNormal">
